--- a/data/ai_paras/AI_para_2.docx
+++ b/data/ai_paras/AI_para_2.docx
@@ -4,7 +4,7 @@
   <w:body>
     <w:p>
       <w:r>
-        <w:t>However, the study design is not without its limitations, which may influence the interpretation of the results. One potential weakness is the relatively small sample size, which may limit the generalizability of the findings to broader athletic populations beyond competitive Gaelic football players (Ref-f807598). Additionally, the study's focus on short-term recovery outcomes may not fully capture the long-term effects of heat pre-conditioning on muscle function and recovery, thereby overlooking potential delayed benefits or setbacks. Another limitation is the reliance on self-reported measures of muscle soreness, which introduces the possibility of subjective bias and variability in participants' pain perception (Ref-f807598). Moreover, the absence of a detailed exploration into the mechanisms underlying the observed improvements in microvascular function suggests that further research is needed to elucidate the physiological pathways involved, providing a more comprehensive understanding of heat pre-conditioning's efficacy.</w:t>
+        <w:t>The selection of the article "Effect of heat pre-conditioning on recovery following exercise-induced muscle damage" is predicated upon its detailed exploration of innovative recovery strategies, a critical aspect in the domain of conditioning and recovery (Ref-u979017). This study is particularly salient as it addresses the attenuation of strength loss through heat pre-conditioning, offering a novel approach that could be transformative in managing exercise-induced muscle damage. Within the context of current research, this article's focus on microvascular function and muscle soreness provides a comprehensive understanding of the physiological benefits associated with heat-based interventions. Concurrently, the investigation into Gaelic football players underscores the importance of physical conditioning in minimizing performance attenuation and expediting recovery, reinforcing the necessity for strategic fitness development (Ref-u979017). Together, these studies elucidate pivotal methodologies that can be integrated into athletic training programs, advancing the field of exercise science.</w:t>
       </w:r>
     </w:p>
     <w:sectPr>
